--- a/Havalimani_Final_Rapor_v2.docx
+++ b/Havalimani_Final_Rapor_v2.docx
@@ -345,7 +345,39 @@
                 <w:sz w:val="20"/>
                 <w:szCs w:val="20"/>
               </w:rPr>
-              <w:t>İdil Şen  |  Metehan Aydoğdu  |  Tunahan Kavaklı</w:t>
+              <w:t xml:space="preserve">İdil </w:t>
+            </w:r>
+            <w:proofErr w:type="gramStart"/>
+            <w:r>
+              <w:rPr>
+                <w:sz w:val="20"/>
+                <w:szCs w:val="20"/>
+              </w:rPr>
+              <w:t>Şen  |</w:t>
+            </w:r>
+            <w:proofErr w:type="gramEnd"/>
+            <w:r>
+              <w:rPr>
+                <w:sz w:val="20"/>
+                <w:szCs w:val="20"/>
+              </w:rPr>
+              <w:t xml:space="preserve">  Metehan </w:t>
+            </w:r>
+            <w:proofErr w:type="gramStart"/>
+            <w:r>
+              <w:rPr>
+                <w:sz w:val="20"/>
+                <w:szCs w:val="20"/>
+              </w:rPr>
+              <w:t>Aydoğdu  |</w:t>
+            </w:r>
+            <w:proofErr w:type="gramEnd"/>
+            <w:r>
+              <w:rPr>
+                <w:sz w:val="20"/>
+                <w:szCs w:val="20"/>
+              </w:rPr>
+              <w:t xml:space="preserve">  Tunahan Kavaklı</w:t>
             </w:r>
           </w:p>
         </w:tc>
@@ -505,7 +537,15 @@
         <w:spacing w:after="70"/>
       </w:pPr>
       <w:r>
-        <w:t xml:space="preserve">    2.1  Projenin Amacı</w:t>
+        <w:t xml:space="preserve">    </w:t>
+      </w:r>
+      <w:proofErr w:type="gramStart"/>
+      <w:r>
+        <w:t>2.1  Projenin</w:t>
+      </w:r>
+      <w:proofErr w:type="gramEnd"/>
+      <w:r>
+        <w:t xml:space="preserve"> Amacı</w:t>
       </w:r>
     </w:p>
     <w:p>
@@ -513,8 +553,13 @@
         <w:spacing w:after="70"/>
       </w:pPr>
       <w:r>
-        <w:t xml:space="preserve">    2.2  Kapsam</w:t>
-      </w:r>
+        <w:t xml:space="preserve">    </w:t>
+      </w:r>
+      <w:proofErr w:type="gramStart"/>
+      <w:r>
+        <w:t>2.2  Kapsam</w:t>
+      </w:r>
+      <w:proofErr w:type="gramEnd"/>
     </w:p>
     <w:p>
       <w:pPr>
@@ -537,7 +582,15 @@
         <w:spacing w:after="70"/>
       </w:pPr>
       <w:r>
-        <w:t xml:space="preserve">    4.1  Kullanılan Yazılım</w:t>
+        <w:t xml:space="preserve">    </w:t>
+      </w:r>
+      <w:proofErr w:type="gramStart"/>
+      <w:r>
+        <w:t>4.1  Kullanılan</w:t>
+      </w:r>
+      <w:proofErr w:type="gramEnd"/>
+      <w:r>
+        <w:t xml:space="preserve"> Yazılım</w:t>
       </w:r>
     </w:p>
     <w:p>
@@ -545,7 +598,15 @@
         <w:spacing w:after="70"/>
       </w:pPr>
       <w:r>
-        <w:t xml:space="preserve">    4.2  Tasarım Kararları</w:t>
+        <w:t xml:space="preserve">    </w:t>
+      </w:r>
+      <w:proofErr w:type="gramStart"/>
+      <w:r>
+        <w:t>4.2  Tasarım</w:t>
+      </w:r>
+      <w:proofErr w:type="gramEnd"/>
+      <w:r>
+        <w:t xml:space="preserve"> Kararları</w:t>
       </w:r>
     </w:p>
     <w:p>
@@ -553,7 +614,15 @@
         <w:spacing w:after="70"/>
       </w:pPr>
       <w:r>
-        <w:t xml:space="preserve">    4.3  Statik IP'den DHCP'ye Geçiş</w:t>
+        <w:t xml:space="preserve">    </w:t>
+      </w:r>
+      <w:proofErr w:type="gramStart"/>
+      <w:r>
+        <w:t>4.3  Statik</w:t>
+      </w:r>
+      <w:proofErr w:type="gramEnd"/>
+      <w:r>
+        <w:t xml:space="preserve"> IP'den DHCP'ye Geçiş</w:t>
       </w:r>
     </w:p>
     <w:p>
@@ -561,7 +630,15 @@
         <w:spacing w:after="70"/>
       </w:pPr>
       <w:r>
-        <w:t xml:space="preserve">    4.4  Uygulanan Adımlar</w:t>
+        <w:t xml:space="preserve">    </w:t>
+      </w:r>
+      <w:proofErr w:type="gramStart"/>
+      <w:r>
+        <w:t>4.4  Uygulanan</w:t>
+      </w:r>
+      <w:proofErr w:type="gramEnd"/>
+      <w:r>
+        <w:t xml:space="preserve"> Adımlar</w:t>
       </w:r>
     </w:p>
     <w:p>
@@ -577,7 +654,15 @@
         <w:spacing w:after="70"/>
       </w:pPr>
       <w:r>
-        <w:t xml:space="preserve">    5.1  Genel Ağ Topolojisi</w:t>
+        <w:t xml:space="preserve">    </w:t>
+      </w:r>
+      <w:proofErr w:type="gramStart"/>
+      <w:r>
+        <w:t>5.1  Genel</w:t>
+      </w:r>
+      <w:proofErr w:type="gramEnd"/>
+      <w:r>
+        <w:t xml:space="preserve"> Ağ Topolojisi</w:t>
       </w:r>
     </w:p>
     <w:p>
@@ -585,7 +670,15 @@
         <w:spacing w:after="70"/>
       </w:pPr>
       <w:r>
-        <w:t xml:space="preserve">    5.2  IP Adresleme</w:t>
+        <w:t xml:space="preserve">    </w:t>
+      </w:r>
+      <w:proofErr w:type="gramStart"/>
+      <w:r>
+        <w:t>5.2  IP</w:t>
+      </w:r>
+      <w:proofErr w:type="gramEnd"/>
+      <w:r>
+        <w:t xml:space="preserve"> Adresleme</w:t>
       </w:r>
     </w:p>
     <w:p>
@@ -593,7 +686,15 @@
         <w:spacing w:after="70"/>
       </w:pPr>
       <w:r>
-        <w:t xml:space="preserve">    5.3  VLAN Yapılandırması</w:t>
+        <w:t xml:space="preserve">    </w:t>
+      </w:r>
+      <w:proofErr w:type="gramStart"/>
+      <w:r>
+        <w:t>5.3  VLAN</w:t>
+      </w:r>
+      <w:proofErr w:type="gramEnd"/>
+      <w:r>
+        <w:t xml:space="preserve"> Yapılandırması</w:t>
       </w:r>
     </w:p>
     <w:p>
@@ -601,7 +702,15 @@
         <w:spacing w:after="70"/>
       </w:pPr>
       <w:r>
-        <w:t xml:space="preserve">    5.4  DHCP Yapılandırması</w:t>
+        <w:t xml:space="preserve">    </w:t>
+      </w:r>
+      <w:proofErr w:type="gramStart"/>
+      <w:r>
+        <w:t>5.4  DHCP</w:t>
+      </w:r>
+      <w:proofErr w:type="gramEnd"/>
+      <w:r>
+        <w:t xml:space="preserve"> Yapılandırması</w:t>
       </w:r>
     </w:p>
     <w:p>
@@ -609,7 +718,15 @@
         <w:spacing w:after="70"/>
       </w:pPr>
       <w:r>
-        <w:t xml:space="preserve">    5.5  ASA Firewall ve NAT</w:t>
+        <w:t xml:space="preserve">    </w:t>
+      </w:r>
+      <w:proofErr w:type="gramStart"/>
+      <w:r>
+        <w:t>5.5  ASA</w:t>
+      </w:r>
+      <w:proofErr w:type="gramEnd"/>
+      <w:r>
+        <w:t xml:space="preserve"> Firewall ve NAT</w:t>
       </w:r>
     </w:p>
     <w:p>
@@ -617,8 +734,13 @@
         <w:spacing w:after="70"/>
       </w:pPr>
       <w:r>
-        <w:t xml:space="preserve">    5.6  EtherChannel</w:t>
-      </w:r>
+        <w:t xml:space="preserve">    </w:t>
+      </w:r>
+      <w:proofErr w:type="gramStart"/>
+      <w:r>
+        <w:t>5.6  EtherChannel</w:t>
+      </w:r>
+      <w:proofErr w:type="gramEnd"/>
     </w:p>
     <w:p>
       <w:pPr>
@@ -633,13 +755,21 @@
         <w:spacing w:after="70"/>
       </w:pPr>
       <w:r>
-        <w:t xml:space="preserve">    5.</w:t>
+        <w:t xml:space="preserve">    </w:t>
+      </w:r>
+      <w:proofErr w:type="gramStart"/>
+      <w:r>
+        <w:t>5.</w:t>
       </w:r>
       <w:r>
         <w:t>8</w:t>
       </w:r>
       <w:r>
-        <w:t xml:space="preserve">  Kablosuz Ağ (WLC)</w:t>
+        <w:t xml:space="preserve">  Kablosuz</w:t>
+      </w:r>
+      <w:proofErr w:type="gramEnd"/>
+      <w:r>
+        <w:t xml:space="preserve"> Ağ (WLC)</w:t>
       </w:r>
     </w:p>
     <w:p>
@@ -647,13 +777,21 @@
         <w:spacing w:after="70"/>
       </w:pPr>
       <w:r>
-        <w:t xml:space="preserve">    5.</w:t>
+        <w:t xml:space="preserve">    </w:t>
+      </w:r>
+      <w:proofErr w:type="gramStart"/>
+      <w:r>
+        <w:t>5.</w:t>
       </w:r>
       <w:r>
         <w:t>9</w:t>
       </w:r>
       <w:r>
-        <w:t xml:space="preserve">  Port Security</w:t>
+        <w:t xml:space="preserve">  Port</w:t>
+      </w:r>
+      <w:proofErr w:type="gramEnd"/>
+      <w:r>
+        <w:t xml:space="preserve"> Security</w:t>
       </w:r>
     </w:p>
     <w:p>
@@ -663,11 +801,19 @@
       <w:r>
         <w:t xml:space="preserve">    </w:t>
       </w:r>
-      <w:r>
-        <w:t>6.0</w:t>
-      </w:r>
-      <w:r>
-        <w:t xml:space="preserve">  Güvenlik Testleri</w:t>
+      <w:proofErr w:type="gramStart"/>
+      <w:r>
+        <w:t>6</w:t>
+      </w:r>
+      <w:r>
+        <w:t>.0</w:t>
+      </w:r>
+      <w:r>
+        <w:t xml:space="preserve">  Güvenlik</w:t>
+      </w:r>
+      <w:proofErr w:type="gramEnd"/>
+      <w:r>
+        <w:t xml:space="preserve"> Testleri</w:t>
       </w:r>
     </w:p>
     <w:p>
@@ -681,7 +827,13 @@
         <w:t>6</w:t>
       </w:r>
       <w:r>
-        <w:t>.10 Test Sonuçları</w:t>
+        <w:t>.1</w:t>
+      </w:r>
+      <w:r>
+        <w:t xml:space="preserve"> </w:t>
+      </w:r>
+      <w:r>
+        <w:t>Test Sonuçları</w:t>
       </w:r>
     </w:p>
     <w:p>
@@ -689,7 +841,15 @@
         <w:spacing w:after="70"/>
       </w:pPr>
       <w:r>
-        <w:t>7</w:t>
+        <w:t>7.GitHub Linki</w:t>
+      </w:r>
+    </w:p>
+    <w:p>
+      <w:pPr>
+        <w:spacing w:after="70"/>
+      </w:pPr>
+      <w:r>
+        <w:t>8</w:t>
       </w:r>
       <w:r>
         <w:t>.  Kaynakça</w:t>
@@ -875,7 +1035,15 @@
         <w:jc w:val="both"/>
       </w:pPr>
       <w:r>
-        <w:t>Proje, ISP yönlendiricisinden başlayarak Access Switch katmanına kadar olan tüm ağ bileşenlerini kapsamaktadır. Dört ayrı VLAN, ASA Firewall, Core Switch, dört Access Switch, bir WLC ve iki Access Point bu kapsam içinde yer almaktadır. Ayrıca güvenlik testleri kapsamında ISP segmentine bir saldırgan PC eklenmiştir.</w:t>
+        <w:t xml:space="preserve">Proje, ISP yönlendiricisinden başlayarak Access Switch katmanına kadar olan tüm ağ bileşenlerini kapsamaktadır. Dört ayrı VLAN, </w:t>
+      </w:r>
+      <w:proofErr w:type="gramStart"/>
+      <w:r>
+        <w:t>ASA Firewall</w:t>
+      </w:r>
+      <w:proofErr w:type="gramEnd"/>
+      <w:r>
+        <w:t>, Core Switch, dört Access Switch, bir WLC ve iki Access Point bu kapsam içinde yer almaktadır. Ayrıca güvenlik testleri kapsamında ISP segmentine bir saldırgan PC eklenmiştir.</w:t>
       </w:r>
     </w:p>
     <w:p>
@@ -1023,8 +1191,13 @@
       <w:pPr>
         <w:pStyle w:val="Balk3"/>
       </w:pPr>
-      <w:r>
-        <w:t>ASA Firewall ve NAT</w:t>
+      <w:proofErr w:type="gramStart"/>
+      <w:r>
+        <w:t>ASA Firewall</w:t>
+      </w:r>
+      <w:proofErr w:type="gramEnd"/>
+      <w:r>
+        <w:t xml:space="preserve"> ve NAT</w:t>
       </w:r>
     </w:p>
     <w:p>
@@ -1509,7 +1682,15 @@
         <w:spacing w:after="60"/>
       </w:pPr>
       <w:r>
-        <w:t>Router ve ASA Firewall üzerinde IP adresleri, statik rotlar ve NAT yapılandırıldı.</w:t>
+        <w:t xml:space="preserve">Router ve </w:t>
+      </w:r>
+      <w:proofErr w:type="gramStart"/>
+      <w:r>
+        <w:t>ASA Firewall</w:t>
+      </w:r>
+      <w:proofErr w:type="gramEnd"/>
+      <w:r>
+        <w:t xml:space="preserve"> üzerinde IP adresleri, statik rotlar ve NAT yapılandırıldı.</w:t>
       </w:r>
     </w:p>
     <w:p>
@@ -1945,6 +2126,7 @@
             </w:tcMar>
           </w:tcPr>
           <w:p>
+            <w:proofErr w:type="gramStart"/>
             <w:r>
               <w:rPr>
                 <w:sz w:val="20"/>
@@ -1952,6 +2134,7 @@
               </w:rPr>
               <w:t>ISP Router</w:t>
             </w:r>
+            <w:proofErr w:type="gramEnd"/>
           </w:p>
         </w:tc>
         <w:tc>
@@ -2276,12 +2459,21 @@
             </w:tcMar>
           </w:tcPr>
           <w:p>
-            <w:r>
-              <w:rPr>
-                <w:sz w:val="20"/>
-                <w:szCs w:val="20"/>
-              </w:rPr>
-              <w:t>ASA Firewall (Outside)</w:t>
+            <w:proofErr w:type="gramStart"/>
+            <w:r>
+              <w:rPr>
+                <w:sz w:val="20"/>
+                <w:szCs w:val="20"/>
+              </w:rPr>
+              <w:t>ASA Firewall</w:t>
+            </w:r>
+            <w:proofErr w:type="gramEnd"/>
+            <w:r>
+              <w:rPr>
+                <w:sz w:val="20"/>
+                <w:szCs w:val="20"/>
+              </w:rPr>
+              <w:t xml:space="preserve"> (Outside)</w:t>
             </w:r>
           </w:p>
         </w:tc>
@@ -2386,12 +2578,21 @@
             </w:tcMar>
           </w:tcPr>
           <w:p>
-            <w:r>
-              <w:rPr>
-                <w:sz w:val="20"/>
-                <w:szCs w:val="20"/>
-              </w:rPr>
-              <w:t>ASA Firewall (Inside)</w:t>
+            <w:proofErr w:type="gramStart"/>
+            <w:r>
+              <w:rPr>
+                <w:sz w:val="20"/>
+                <w:szCs w:val="20"/>
+              </w:rPr>
+              <w:t>ASA Firewall</w:t>
+            </w:r>
+            <w:proofErr w:type="gramEnd"/>
+            <w:r>
+              <w:rPr>
+                <w:sz w:val="20"/>
+                <w:szCs w:val="20"/>
+              </w:rPr>
+              <w:t xml:space="preserve"> (Inside)</w:t>
             </w:r>
           </w:p>
         </w:tc>
@@ -3046,6 +3247,7 @@
             </w:tcMar>
           </w:tcPr>
           <w:p>
+            <w:proofErr w:type="gramStart"/>
             <w:r>
               <w:rPr>
                 <w:sz w:val="20"/>
@@ -3053,6 +3255,7 @@
               </w:rPr>
               <w:t>DNS Server</w:t>
             </w:r>
+            <w:proofErr w:type="gramEnd"/>
           </w:p>
         </w:tc>
         <w:tc>
@@ -5015,7 +5218,15 @@
         <w:pStyle w:val="Balk2"/>
       </w:pPr>
       <w:r>
-        <w:t>5.5 ASA Firewall ve NAT</w:t>
+        <w:t xml:space="preserve">5.5 </w:t>
+      </w:r>
+      <w:proofErr w:type="gramStart"/>
+      <w:r>
+        <w:t>ASA Firewall</w:t>
+      </w:r>
+      <w:proofErr w:type="gramEnd"/>
+      <w:r>
+        <w:t xml:space="preserve"> ve NAT</w:t>
       </w:r>
     </w:p>
     <w:p>
@@ -5134,7 +5345,33 @@
           <w:sz w:val="19"/>
           <w:szCs w:val="19"/>
         </w:rPr>
-        <w:t>Şekil 7 – ASA Firewall NAT Yapılandırması</w:t>
+        <w:t xml:space="preserve">Şekil 7 – </w:t>
+      </w:r>
+      <w:proofErr w:type="gramStart"/>
+      <w:r>
+        <w:rPr>
+          <w:b/>
+          <w:bCs/>
+          <w:i/>
+          <w:iCs/>
+          <w:color w:val="555555"/>
+          <w:sz w:val="19"/>
+          <w:szCs w:val="19"/>
+        </w:rPr>
+        <w:t>ASA Firewall</w:t>
+      </w:r>
+      <w:proofErr w:type="gramEnd"/>
+      <w:r>
+        <w:rPr>
+          <w:b/>
+          <w:bCs/>
+          <w:i/>
+          <w:iCs/>
+          <w:color w:val="555555"/>
+          <w:sz w:val="19"/>
+          <w:szCs w:val="19"/>
+        </w:rPr>
+        <w:t xml:space="preserve"> NAT Yapılandırması</w:t>
       </w:r>
     </w:p>
     <w:p>
@@ -5308,8 +5545,13 @@
         <w:pStyle w:val="Balk2"/>
       </w:pPr>
       <w:r>
-        <w:t>5.7 DNS Server</w:t>
-      </w:r>
+        <w:t xml:space="preserve">5.7 </w:t>
+      </w:r>
+      <w:proofErr w:type="gramStart"/>
+      <w:r>
+        <w:t>DNS Server</w:t>
+      </w:r>
+      <w:proofErr w:type="gramEnd"/>
     </w:p>
     <w:p>
       <w:r>
@@ -5419,7 +5661,7 @@
           <w:noProof/>
         </w:rPr>
         <w:drawing>
-          <wp:inline distT="0" distB="0" distL="0" distR="0" wp14:anchorId="6BE4F852" wp14:editId="78A17362">
+          <wp:inline distT="0" distB="0" distL="0" distR="0" wp14:anchorId="6BE4F852" wp14:editId="73774233">
             <wp:extent cx="5682842" cy="3040380"/>
             <wp:effectExtent l="0" t="0" r="0" b="7620"/>
             <wp:docPr id="1841508214" name="Resim 2"/>
@@ -5492,7 +5734,23 @@
           <w:i/>
           <w:iCs/>
         </w:rPr>
-        <w:t xml:space="preserve"> örnek(1)</w:t>
+        <w:t xml:space="preserve"> </w:t>
+      </w:r>
+      <w:proofErr w:type="gramStart"/>
+      <w:r>
+        <w:rPr>
+          <w:i/>
+          <w:iCs/>
+        </w:rPr>
+        <w:t>örnek(</w:t>
+      </w:r>
+      <w:proofErr w:type="gramEnd"/>
+      <w:r>
+        <w:rPr>
+          <w:i/>
+          <w:iCs/>
+        </w:rPr>
+        <w:t>1)</w:t>
       </w:r>
     </w:p>
     <w:p>
@@ -5516,7 +5774,7 @@
         </w:rPr>
         <w:lastRenderedPageBreak/>
         <w:drawing>
-          <wp:inline distT="0" distB="0" distL="0" distR="0" wp14:anchorId="4C920C16" wp14:editId="74E10C4A">
+          <wp:inline distT="0" distB="0" distL="0" distR="0" wp14:anchorId="4C920C16" wp14:editId="4428FCCE">
             <wp:extent cx="6057900" cy="3249930"/>
             <wp:effectExtent l="0" t="0" r="0" b="7620"/>
             <wp:docPr id="916992193" name="Resim 4"/>
@@ -5575,13 +5833,7 @@
         </w:rPr>
       </w:pPr>
       <w:r>
-        <w:t>Şekil 1</w:t>
-      </w:r>
-      <w:r>
-        <w:t>1</w:t>
-      </w:r>
-      <w:r>
-        <w:t xml:space="preserve"> - </w:t>
+        <w:t xml:space="preserve">Şekil 11 - </w:t>
       </w:r>
       <w:r>
         <w:rPr>
@@ -5595,21 +5847,23 @@
           <w:i/>
           <w:iCs/>
         </w:rPr>
-        <w:t xml:space="preserve"> örnek(</w:t>
-      </w:r>
+        <w:t xml:space="preserve"> </w:t>
+      </w:r>
+      <w:proofErr w:type="gramStart"/>
       <w:r>
         <w:rPr>
           <w:i/>
           <w:iCs/>
         </w:rPr>
-        <w:t>2</w:t>
-      </w:r>
+        <w:t>örnek(</w:t>
+      </w:r>
+      <w:proofErr w:type="gramEnd"/>
       <w:r>
         <w:rPr>
           <w:i/>
           <w:iCs/>
         </w:rPr>
-        <w:t>)</w:t>
+        <w:t>2)</w:t>
       </w:r>
     </w:p>
     <w:p>
@@ -5937,10 +6191,7 @@
         <w:pStyle w:val="Balk2"/>
       </w:pPr>
       <w:r>
-        <w:t>6.0</w:t>
-      </w:r>
-      <w:r>
-        <w:t xml:space="preserve"> Güvenlik Testleri</w:t>
+        <w:t>6.0 Güvenlik Testleri</w:t>
       </w:r>
     </w:p>
     <w:p>
@@ -6391,8 +6642,13 @@
       <w:pPr>
         <w:pStyle w:val="Balk3"/>
       </w:pPr>
-      <w:r>
-        <w:t>ASA Firewall – Dışarıdan Saldırı Testi</w:t>
+      <w:proofErr w:type="gramStart"/>
+      <w:r>
+        <w:t>ASA Firewall</w:t>
+      </w:r>
+      <w:proofErr w:type="gramEnd"/>
+      <w:r>
+        <w:t xml:space="preserve"> – Dışarıdan Saldırı Testi</w:t>
       </w:r>
     </w:p>
     <w:p>
@@ -6535,7 +6791,33 @@
           <w:sz w:val="19"/>
           <w:szCs w:val="19"/>
         </w:rPr>
-        <w:t xml:space="preserve"> – ASA Firewall: Dışarıdan Gelen Paket Engellendi</w:t>
+        <w:t xml:space="preserve"> – </w:t>
+      </w:r>
+      <w:proofErr w:type="gramStart"/>
+      <w:r>
+        <w:rPr>
+          <w:b/>
+          <w:bCs/>
+          <w:i/>
+          <w:iCs/>
+          <w:color w:val="555555"/>
+          <w:sz w:val="19"/>
+          <w:szCs w:val="19"/>
+        </w:rPr>
+        <w:t>ASA Firewall</w:t>
+      </w:r>
+      <w:proofErr w:type="gramEnd"/>
+      <w:r>
+        <w:rPr>
+          <w:b/>
+          <w:bCs/>
+          <w:i/>
+          <w:iCs/>
+          <w:color w:val="555555"/>
+          <w:sz w:val="19"/>
+          <w:szCs w:val="19"/>
+        </w:rPr>
+        <w:t>: Dışarıdan Gelen Paket Engellendi</w:t>
       </w:r>
     </w:p>
     <w:p>
@@ -6543,10 +6825,7 @@
         <w:pStyle w:val="Balk2"/>
       </w:pPr>
       <w:r>
-        <w:t>6</w:t>
-      </w:r>
-      <w:r>
-        <w:t>.10 Test Sonuçları</w:t>
+        <w:t>6.10 Test Sonuçları</w:t>
       </w:r>
     </w:p>
     <w:p>
@@ -7591,12 +7870,21 @@
             </w:tcMar>
           </w:tcPr>
           <w:p>
-            <w:r>
-              <w:rPr>
-                <w:sz w:val="20"/>
-                <w:szCs w:val="20"/>
-              </w:rPr>
-              <w:t>ASA Firewall – dışarıdan saldırı testi</w:t>
+            <w:proofErr w:type="gramStart"/>
+            <w:r>
+              <w:rPr>
+                <w:sz w:val="20"/>
+                <w:szCs w:val="20"/>
+              </w:rPr>
+              <w:t>ASA Firewall</w:t>
+            </w:r>
+            <w:proofErr w:type="gramEnd"/>
+            <w:r>
+              <w:rPr>
+                <w:sz w:val="20"/>
+                <w:szCs w:val="20"/>
+              </w:rPr>
+              <w:t xml:space="preserve"> – dışarıdan saldırı testi</w:t>
             </w:r>
           </w:p>
         </w:tc>
@@ -8290,11 +8578,11 @@
         <w:t xml:space="preserve"> – Router Routing Tablosu</w:t>
       </w:r>
     </w:p>
-    <w:p>
-      <w:r>
-        <w:br w:type="page"/>
-      </w:r>
-    </w:p>
+    <w:p/>
+    <w:p/>
+    <w:p/>
+    <w:p/>
+    <w:p/>
     <w:p>
       <w:pPr>
         <w:pStyle w:val="Balk1"/>
@@ -8303,8 +8591,48 @@
         </w:pBdr>
       </w:pPr>
       <w:r>
+        <w:t>7</w:t>
+      </w:r>
+      <w:r>
+        <w:t xml:space="preserve">. </w:t>
+      </w:r>
+      <w:r>
+        <w:t>GitHub Linki</w:t>
+      </w:r>
+    </w:p>
+    <w:p>
+      <w:r>
+        <w:t>Proje kapsamında tasarlanan Cisco Packet Tracer ağ topolojisi dosyalarına ve bu altyapının işleyişini simüle eden interaktif web arayüzünün (HTML/CSS/JS) tüm kaynak kodlarına aşağıdaki GitHub deposu (repository) üzerinden erişilebilir</w:t>
+      </w:r>
+      <w:r>
+        <w:t>.</w:t>
+      </w:r>
+    </w:p>
+    <w:p>
+      <w:r>
+        <w:rPr>
+          <w:b/>
+          <w:bCs/>
+        </w:rPr>
+        <w:t>GitHub Reposu:</w:t>
+      </w:r>
+      <w:r>
+        <w:t xml:space="preserve"> https://github.com/IdilSEN34/Airport-Network-Topology</w:t>
+      </w:r>
+      <w:r>
+        <w:br w:type="page"/>
+      </w:r>
+    </w:p>
+    <w:p>
+      <w:pPr>
+        <w:pStyle w:val="Balk1"/>
+        <w:pBdr>
+          <w:bottom w:val="single" w:sz="4" w:space="1" w:color="1F3864"/>
+        </w:pBdr>
+      </w:pPr>
+      <w:r>
         <w:lastRenderedPageBreak/>
-        <w:t>7</w:t>
+        <w:t>8</w:t>
       </w:r>
       <w:r>
         <w:t>. Kaynakça</w:t>
@@ -8315,7 +8643,15 @@
         <w:spacing w:after="100"/>
       </w:pPr>
       <w:r>
-        <w:t>[1]  Forouzan, B. A. (2022). Data Communications and Networking (5. Baskı). McGraw-Hill.</w:t>
+        <w:t>[1</w:t>
+      </w:r>
+      <w:proofErr w:type="gramStart"/>
+      <w:r>
+        <w:t>]  Forouzan</w:t>
+      </w:r>
+      <w:proofErr w:type="gramEnd"/>
+      <w:r>
+        <w:t>, B. A. (2022). Data Communications and Networking (5. Baskı). McGraw-Hill.</w:t>
       </w:r>
     </w:p>
     <w:p>
@@ -8323,7 +8659,15 @@
         <w:spacing w:after="100"/>
       </w:pPr>
       <w:r>
-        <w:t>[2]  Cisco Systems. (2024). Cisco Packet Tracer 8.x Configuration Guides.</w:t>
+        <w:t>[2</w:t>
+      </w:r>
+      <w:proofErr w:type="gramStart"/>
+      <w:r>
+        <w:t>]  Cisco</w:t>
+      </w:r>
+      <w:proofErr w:type="gramEnd"/>
+      <w:r>
+        <w:t xml:space="preserve"> Systems. (2024). Cisco Packet Tracer 8.x Configuration Guides.</w:t>
       </w:r>
     </w:p>
     <w:p>
@@ -8331,7 +8675,15 @@
         <w:spacing w:after="100"/>
       </w:pPr>
       <w:r>
-        <w:t>[3]  Lammle, T. (2020). CCNA Certification Study Guide, Volume 2. Sybex.</w:t>
+        <w:t>[3</w:t>
+      </w:r>
+      <w:proofErr w:type="gramStart"/>
+      <w:r>
+        <w:t>]  Lammle</w:t>
+      </w:r>
+      <w:proofErr w:type="gramEnd"/>
+      <w:r>
+        <w:t>, T. (2020). CCNA Certification Study Guide, Volume 2. Sybex.</w:t>
       </w:r>
     </w:p>
     <w:p>
@@ -8339,7 +8691,15 @@
         <w:spacing w:after="100"/>
       </w:pPr>
       <w:r>
-        <w:t>[4]  Cisco Systems. (2023). Campus Network for High Availability Design Guide.</w:t>
+        <w:t>[4</w:t>
+      </w:r>
+      <w:proofErr w:type="gramStart"/>
+      <w:r>
+        <w:t>]  Cisco</w:t>
+      </w:r>
+      <w:proofErr w:type="gramEnd"/>
+      <w:r>
+        <w:t xml:space="preserve"> Systems. (2023). Campus Network for High Availability Design Guide.</w:t>
       </w:r>
     </w:p>
     <w:p>
@@ -8347,7 +8707,15 @@
         <w:spacing w:after="100"/>
       </w:pPr>
       <w:r>
-        <w:t>[5]  Cisco Systems. (2023). Cisco ASA 5500-X Series Configuration Guide.</w:t>
+        <w:t>[5</w:t>
+      </w:r>
+      <w:proofErr w:type="gramStart"/>
+      <w:r>
+        <w:t>]  Cisco</w:t>
+      </w:r>
+      <w:proofErr w:type="gramEnd"/>
+      <w:r>
+        <w:t xml:space="preserve"> Systems. (2023). Cisco ASA 5500-X Series Configuration Guide.</w:t>
       </w:r>
     </w:p>
     <w:sectPr>
@@ -9145,6 +9513,7 @@
   </w:style>
   <w:style w:type="paragraph" w:styleId="Balk1">
     <w:name w:val="heading 1"/>
+    <w:link w:val="Balk1Char"/>
     <w:uiPriority w:val="9"/>
     <w:qFormat/>
     <w:pPr>
@@ -9235,7 +9604,6 @@
   <w:style w:type="character" w:default="1" w:styleId="VarsaylanParagrafYazTipi">
     <w:name w:val="Default Paragraph Font"/>
     <w:uiPriority w:val="1"/>
-    <w:semiHidden/>
     <w:unhideWhenUsed/>
   </w:style>
   <w:style w:type="table" w:default="1" w:styleId="NormalTablo">
@@ -9349,6 +9717,20 @@
     <w:rPr>
       <w:sz w:val="20"/>
       <w:szCs w:val="20"/>
+    </w:rPr>
+  </w:style>
+  <w:style w:type="character" w:customStyle="1" w:styleId="Balk1Char">
+    <w:name w:val="Başlık 1 Char"/>
+    <w:basedOn w:val="VarsaylanParagrafYazTipi"/>
+    <w:link w:val="Balk1"/>
+    <w:uiPriority w:val="9"/>
+    <w:rsid w:val="007A3EF0"/>
+    <w:rPr>
+      <w:b/>
+      <w:bCs/>
+      <w:color w:val="1F3864"/>
+      <w:sz w:val="28"/>
+      <w:szCs w:val="28"/>
     </w:rPr>
   </w:style>
 </w:styles>
